--- a/docs/user-guides/windows/02-PrepareOrchidAppForFirstUse.docx
+++ b/docs/user-guides/windows/02-PrepareOrchidAppForFirstUse.docx
@@ -198,10 +198,10 @@
         </w:rPr>
         <w:lastRenderedPageBreak/>
         <w:drawing>
-          <wp:inline distT="0" distB="0" distL="0" distR="0" wp14:anchorId="46C7B01B" wp14:editId="2C4F56D5">
-            <wp:extent cx="6048375" cy="3233609"/>
-            <wp:effectExtent l="0" t="0" r="0" b="5080"/>
-            <wp:docPr id="927189594" name="Picture 1"/>
+          <wp:inline distT="0" distB="0" distL="0" distR="0" wp14:anchorId="4FF291C4" wp14:editId="755063A2">
+            <wp:extent cx="6105025" cy="2743200"/>
+            <wp:effectExtent l="0" t="0" r="0" b="0"/>
+            <wp:docPr id="176760696" name="Picture 1"/>
             <wp:cNvGraphicFramePr>
               <a:graphicFrameLocks xmlns:a="http://schemas.openxmlformats.org/drawingml/2006/main" noChangeAspect="1"/>
             </wp:cNvGraphicFramePr>
@@ -209,7 +209,7 @@
               <a:graphicData uri="http://schemas.openxmlformats.org/drawingml/2006/picture">
                 <pic:pic xmlns:pic="http://schemas.openxmlformats.org/drawingml/2006/picture">
                   <pic:nvPicPr>
-                    <pic:cNvPr id="927189594" name="Picture 927189594"/>
+                    <pic:cNvPr id="176760696" name="Picture 176760696"/>
                     <pic:cNvPicPr/>
                   </pic:nvPicPr>
                   <pic:blipFill>
@@ -221,7 +221,7 @@
                   <pic:spPr>
                     <a:xfrm>
                       <a:off x="0" y="0"/>
-                      <a:ext cx="6054583" cy="3236928"/>
+                      <a:ext cx="6135409" cy="2756852"/>
                     </a:xfrm>
                     <a:prstGeom prst="rect">
                       <a:avLst/>
@@ -329,7 +329,6 @@
         <w:pStyle w:val="Heading1"/>
       </w:pPr>
       <w:r>
-        <w:lastRenderedPageBreak/>
         <w:t>3. Choose what to set up first</w:t>
       </w:r>
     </w:p>
@@ -343,6 +342,7 @@
         <w:pStyle w:val="ListBullet"/>
       </w:pPr>
       <w:r>
+        <w:lastRenderedPageBreak/>
         <w:t>plant groups, also called genera</w:t>
       </w:r>
     </w:p>
@@ -712,10 +712,7 @@
     </w:p>
     <w:p>
       <w:r>
-        <w:t>It</w:t>
-      </w:r>
-      <w:r>
-        <w:t xml:space="preserve"> appears in the Plant groups list.</w:t>
+        <w:t>It appears in the Plant groups list.</w:t>
       </w:r>
     </w:p>
     <w:p>
